--- a/data/employees/EMP006/AST-EMP006-03.docx
+++ b/data/employees/EMP006/AST-EMP006-03.docx
@@ -7,10 +7,7 @@
         <w:pStyle w:val="Heading1"/>
       </w:pPr>
       <w:r>
-        <w:rPr>
-          <w:sz w:val="36"/>
-        </w:rPr>
-        <w:t>Design specification - EMP006</w:t>
+        <w:t>Ast Emp006 03 - EMP006</w:t>
       </w:r>
     </w:p>
     <w:p>
@@ -18,130 +15,32 @@
         <w:pStyle w:val="Heading2"/>
       </w:pPr>
       <w:r>
-        <w:t>Document Metadata</w:t>
-      </w:r>
-    </w:p>
-    <w:tbl>
-      <w:tblPr>
-        <w:tblStyle w:val="TableGrid"/>
-        <w:tblW w:type="auto" w:w="0"/>
-        <w:tblLook w:firstColumn="1" w:firstRow="1" w:lastColumn="0" w:lastRow="0" w:noHBand="0" w:noVBand="1" w:val="04A0"/>
-      </w:tblPr>
-      <w:tblGrid>
-        <w:gridCol w:w="4320"/>
-        <w:gridCol w:w="4320"/>
-      </w:tblGrid>
-      <w:tr>
-        <w:tc>
-          <w:tcPr>
-            <w:tcW w:type="dxa" w:w="4320"/>
-          </w:tcPr>
-          <w:p>
-            <w:r>
-              <w:t>Author</w:t>
-            </w:r>
-          </w:p>
-        </w:tc>
-        <w:tc>
-          <w:tcPr>
-            <w:tcW w:type="dxa" w:w="4320"/>
-          </w:tcPr>
-          <w:p>
-            <w:r>
-              <w:t>Avery Wilson</w:t>
-            </w:r>
-          </w:p>
-        </w:tc>
-      </w:tr>
-      <w:tr>
-        <w:tc>
-          <w:tcPr>
-            <w:tcW w:type="dxa" w:w="4320"/>
-          </w:tcPr>
-          <w:p>
-            <w:r>
-              <w:t>Role / Department</w:t>
-            </w:r>
-          </w:p>
-        </w:tc>
-        <w:tc>
-          <w:tcPr>
-            <w:tcW w:type="dxa" w:w="4320"/>
-          </w:tcPr>
-          <w:p>
-            <w:r>
-              <w:t>Specialist | Operations</w:t>
-            </w:r>
-          </w:p>
-        </w:tc>
-      </w:tr>
-      <w:tr>
-        <w:tc>
-          <w:tcPr>
-            <w:tcW w:type="dxa" w:w="4320"/>
-          </w:tcPr>
-          <w:p>
-            <w:r>
-              <w:t>Location</w:t>
-            </w:r>
-          </w:p>
-        </w:tc>
-        <w:tc>
-          <w:tcPr>
-            <w:tcW w:type="dxa" w:w="4320"/>
-          </w:tcPr>
-          <w:p>
-            <w:r>
-              <w:t>Portland</w:t>
-            </w:r>
-          </w:p>
-        </w:tc>
-      </w:tr>
-      <w:tr>
-        <w:tc>
-          <w:tcPr>
-            <w:tcW w:type="dxa" w:w="4320"/>
-          </w:tcPr>
-          <w:p>
-            <w:r>
-              <w:t>Last Modified</w:t>
-            </w:r>
-          </w:p>
-        </w:tc>
-        <w:tc>
-          <w:tcPr>
-            <w:tcW w:type="dxa" w:w="4320"/>
-          </w:tcPr>
-          <w:p>
-            <w:r>
-              <w:t>2025-01-10</w:t>
-            </w:r>
-          </w:p>
-        </w:tc>
-      </w:tr>
-    </w:tbl>
-    <w:p/>
-    <w:p>
-      <w:pPr>
-        <w:pStyle w:val="Heading2"/>
-      </w:pPr>
-      <w:r>
-        <w:t>Specification</w:t>
+        <w:t>Page 1</w:t>
       </w:r>
     </w:p>
     <w:p>
       <w:r>
-        <w:t>Design Specification: Real-Time Operations Monitoring Dashboard</w:t>
+        <w:t>Section 1: Operational risk review. EMP006 contributes to ast emp006 03 through recurring collaboration, clear ownership boundaries, and measurable outcomes. The team captures decisions, open issues, and handoffs so that knowledge remains discoverable for future programs.</w:t>
       </w:r>
     </w:p>
     <w:p>
       <w:r>
-        <w:t>Version: 2.4</w:t>
+        <w:t>Section 2: Data quality remediation. EMP006 contributes to ast emp006 03 through recurring collaboration, clear ownership boundaries, and measurable outcomes. The team captures decisions, open issues, and handoffs so that knowledge remains discoverable for future programs.</w:t>
       </w:r>
     </w:p>
     <w:p>
       <w:r>
-        <w:t>This specification details the design of the real-time operations monitoring solution. Telemetry data streams from IoT sensors via Azure Event Hub. The Fabric KQL streaming pipeline processes events within 200ms p99 latency and surfaces alerts to on-call supervisors.</w:t>
+        <w:t>Section 3: Fabric semantic model planning. EMP006 contributes to ast emp006 03 through recurring collaboration, clear ownership boundaries, and measurable outcomes. The team captures decisions, open issues, and handoffs so that knowledge remains discoverable for future programs.</w:t>
+      </w:r>
+    </w:p>
+    <w:p>
+      <w:r>
+        <w:t>Section 4: Automation backlog refinement. EMP006 contributes to ast emp006 03 through recurring collaboration, clear ownership boundaries, and measurable outcomes. The team captures decisions, open issues, and handoffs so that knowledge remains discoverable for future programs.</w:t>
+      </w:r>
+    </w:p>
+    <w:p>
+      <w:r>
+        <w:br w:type="page"/>
       </w:r>
     </w:p>
     <w:p>
@@ -149,12 +48,60 @@
         <w:pStyle w:val="Heading2"/>
       </w:pPr>
       <w:r>
-        <w:t>Author Competencies</w:t>
+        <w:t>Page 2</w:t>
       </w:r>
     </w:p>
     <w:p>
       <w:r>
-        <w:t>Azure AI, MLOps, Fabric, Python</w:t>
+        <w:t>Section 1: Department KPI performance. EMP006 contributes to ast emp006 03 through recurring collaboration, clear ownership boundaries, and measurable outcomes. The team captures decisions, open issues, and handoffs so that knowledge remains discoverable for future programs.</w:t>
+      </w:r>
+    </w:p>
+    <w:p>
+      <w:r>
+        <w:t>Section 2: Operational risk review. EMP006 contributes to ast emp006 03 through recurring collaboration, clear ownership boundaries, and measurable outcomes. The team captures decisions, open issues, and handoffs so that knowledge remains discoverable for future programs.</w:t>
+      </w:r>
+    </w:p>
+    <w:p>
+      <w:r>
+        <w:t>Section 3: Operational risk review. EMP006 contributes to ast emp006 03 through recurring collaboration, clear ownership boundaries, and measurable outcomes. The team captures decisions, open issues, and handoffs so that knowledge remains discoverable for future programs.</w:t>
+      </w:r>
+    </w:p>
+    <w:p>
+      <w:r>
+        <w:t>Section 4: Customer escalation analysis. EMP006 contributes to ast emp006 03 through recurring collaboration, clear ownership boundaries, and measurable outcomes. The team captures decisions, open issues, and handoffs so that knowledge remains discoverable for future programs.</w:t>
+      </w:r>
+    </w:p>
+    <w:p>
+      <w:r>
+        <w:br w:type="page"/>
+      </w:r>
+    </w:p>
+    <w:p>
+      <w:pPr>
+        <w:pStyle w:val="Heading2"/>
+      </w:pPr>
+      <w:r>
+        <w:t>Page 3</w:t>
+      </w:r>
+    </w:p>
+    <w:p>
+      <w:r>
+        <w:t>Section 1: Data quality remediation. EMP006 contributes to ast emp006 03 through recurring collaboration, clear ownership boundaries, and measurable outcomes. The team captures decisions, open issues, and handoffs so that knowledge remains discoverable for future programs.</w:t>
+      </w:r>
+    </w:p>
+    <w:p>
+      <w:r>
+        <w:t>Section 2: Data quality remediation. EMP006 contributes to ast emp006 03 through recurring collaboration, clear ownership boundaries, and measurable outcomes. The team captures decisions, open issues, and handoffs so that knowledge remains discoverable for future programs.</w:t>
+      </w:r>
+    </w:p>
+    <w:p>
+      <w:r>
+        <w:t>Section 3: Knowledge transfer and onboarding. EMP006 contributes to ast emp006 03 through recurring collaboration, clear ownership boundaries, and measurable outcomes. The team captures decisions, open issues, and handoffs so that knowledge remains discoverable for future programs.</w:t>
+      </w:r>
+    </w:p>
+    <w:p>
+      <w:r>
+        <w:t>Section 4: Department KPI performance. EMP006 contributes to ast emp006 03 through recurring collaboration, clear ownership boundaries, and measurable outcomes. The team captures decisions, open issues, and handoffs so that knowledge remains discoverable for future programs.</w:t>
       </w:r>
     </w:p>
     <w:sectPr>
